--- a/The Dolphins' View of History/chapters/07 - Gods and Kings - Mesopotamia, Egypt, and the First Empires.docx
+++ b/The Dolphins' View of History/chapters/07 - Gods and Kings - Mesopotamia, Egypt, and the First Empires.docx
@@ -18,7 +18,7 @@
           <w:sz w:val="36"/>
           <w:szCs w:val="36"/>
         </w:rPr>
-        <w:t xml:space="preserve">Chapter 7: Gods and Kings — Mesopotamia, Egypt, and the First Empires</w:t>
+        <w:t xml:space="preserve">The Bronze Age, 3100–1150 BCE: Gods and Kings — Mesopotamia, Egypt, and the First Empires</w:t>
       </w:r>
     </w:p>
     <w:p>

--- a/The Dolphins' View of History/chapters/07 - Gods and Kings - Mesopotamia, Egypt, and the First Empires.docx
+++ b/The Dolphins' View of History/chapters/07 - Gods and Kings - Mesopotamia, Egypt, and the First Empires.docx
@@ -42,15 +42,7 @@
         <w:spacing w:after="200"/>
       </w:pPr>
       <w:r>
-        <w:t xml:space="preserve">It is, dolphin historians note, a remarkably efficient system of governance: no evidence required, no audit possible, and no term limit that heaven felt any particular urgency about enforcing.</w:t>
-      </w:r>
-    </w:p>
-    <w:p>
-      <w:pPr>
-        <w:spacing w:after="200"/>
-      </w:pPr>
-      <w:r>
-        <w:t xml:space="preserve">Around 2334 BCE, Sargon of Akkad did something no Mesopotamian ruler had managed before: he conquered multiple Sumerian city-states and held them together as one state, arguably the first empire in the modern sense, with a professional standing army instead of a coalition of city militias.</w:t>
+        <w:t xml:space="preserve">Sometime around 2300 BCE (the often-quoted 2334 is a modern reconstruction, not a recorded year), Sargon of Akkad did something no Mesopotamian ruler is known to have managed before: he conquered multiple Sumerian city-states and held them together as one state. Historians argue over whether to call it the first empire. His own inscriptions boast of thousands of soldiers who ate daily in his presence, which sounds like the beginnings of a standing army, and like the beginning of a very large grocery bill.</w:t>
       </w:r>
     </w:p>
     <w:p>
@@ -126,7 +118,7 @@
         <w:spacing w:after="200"/>
       </w:pPr>
       <w:r>
-        <w:t xml:space="preserve">This chapter's political inventions extended even to peace. In 1259 BCE, Egypt's Ramesses II and the Hittite king Hattusili III signed what survives as the oldest peace treaty whose full text is still known, ending decades of war between the two great powers of the age and pledging mutual defense and the return of fugitives in language strikingly close to a modern treaty's own. A copy of it hangs today at the United Nations headquarters in New York, a three-thousand-year-old reminder that this species invented the peace treaty in practically the same breath it invented the war worth ending.</w:t>
+        <w:t xml:space="preserve">This chapter's political inventions extended even to peace. In 1259 BCE, Egypt's Ramesses II and the Hittite king Hattusili III signed what survives as the oldest peace treaty whose full text is still known, ending decades of war between the two great powers of the age and pledging mutual defense and the return of fugitives in language strikingly close to a modern treaty's own. A replica of one version hangs today at the United Nations headquarters in New York, a three-thousand-year-old reminder that this species invented the peace treaty in practically the same breath it invented the war worth ending.</w:t>
       </w:r>
     </w:p>
     <w:p>

--- a/The Dolphins' View of History/chapters/07 - Gods and Kings - Mesopotamia, Egypt, and the First Empires.docx
+++ b/The Dolphins' View of History/chapters/07 - Gods and Kings - Mesopotamia, Egypt, and the First Empires.docx
@@ -9,6 +9,7 @@
         <w:jc w:val="center"/>
         <w:outlineLvl w:val="0"/>
       </w:pPr>
+      <w:bookmarkStart w:name="_Chapter009" w:id="1"/>
       <w:r>
         <w:rPr>
           <w:rFonts w:ascii="Amazon Ember" w:cs="Amazon Ember" w:eastAsia="Amazon Ember" w:hAnsi="Amazon Ember"/>
@@ -20,6 +21,7 @@
         </w:rPr>
         <w:t xml:space="preserve">The Bronze Age, 3100–1150 BCE: Gods and Kings — Mesopotamia, Egypt, and the First Empires</w:t>
       </w:r>
+      <w:bookmarkEnd w:id="1"/>
     </w:p>
     <w:p>
       <w:pPr>
@@ -34,7 +36,7 @@
         <w:spacing w:after="200"/>
       </w:pPr>
       <w:r>
-        <w:t xml:space="preserve">Sumer's early city-states — Uruk, Ur, Lagash — were ruled by kings who claimed the gods had put them there, an argument with the enormous practical advantage that it required no further evidence.</w:t>
+        <w:t xml:space="preserve">Sumer’s early city-states — Uruk, Ur, Lagash — were ruled by kings who claimed the gods had put them there, an argument with the enormous practical advantage that it required no further evidence.</w:t>
       </w:r>
     </w:p>
     <w:p>
@@ -78,7 +80,7 @@
         <w:spacing w:after="200"/>
       </w:pPr>
       <w:r>
-        <w:t xml:space="preserve">It should be said that the pyramids were not, as legend has it, built by slaves. Excavations of a workers' town near Giza, beginning in the 1990s, found bakeries, breweries, and the graves of laborers who had been fed on bread, beer, and beef and whose injuries had been treated. They were conscripted and paid in rations. Their successors, the tomb-builders of the Valley of the Kings, staged what is generally regarded as the first recorded labor strike around 1157 BCE, when the rations ran late.</w:t>
+        <w:t xml:space="preserve">It should be said that the pyramids were not, as legend has it, built by slaves. Excavations of a workers’ town near Giza, beginning in the 1990s, found bakeries, breweries, and the graves of laborers who had been fed on bread, beer, and beef and whose injuries had been treated. They were conscripted and paid in rations. Their successors, the tomb-builders of the Valley of the Kings, staged what is generally regarded as the first recorded labor strike around 1157 BCE, when the rations ran late.</w:t>
       </w:r>
     </w:p>
     <w:p>
@@ -118,7 +120,7 @@
         <w:spacing w:after="200"/>
       </w:pPr>
       <w:r>
-        <w:t xml:space="preserve">This chapter's political inventions extended even to peace. In 1259 BCE, Egypt's Ramesses II and the Hittite king Hattusili III signed what survives as the oldest peace treaty whose full text is still known, ending decades of war between the two great powers of the age and pledging mutual defense and the return of fugitives in language strikingly close to a modern treaty's own. A replica of one version hangs today at the United Nations headquarters in New York, a three-thousand-year-old reminder that this species invented the peace treaty in practically the same breath it invented the war worth ending.</w:t>
+        <w:t xml:space="preserve">This chapter’s political inventions extended even to peace. In 1259 BCE, Egypt’s Ramesses II and the Hittite king Hattusili III signed what survives as the oldest peace treaty whose full text is still known, ending decades of war between the two great powers of the age and pledging mutual defense and the return of fugitives in language strikingly close to a modern treaty’s own. A replica of one version hangs today at the United Nations headquarters in New York, a three-thousand-year-old reminder that this species invented the peace treaty in practically the same breath it invented the war worth ending.</w:t>
       </w:r>
     </w:p>
     <w:p>
@@ -162,7 +164,7 @@
           <w:i/>
           <w:iCs/>
         </w:rPr>
-        <w:t xml:space="preserve">The first empires were built from grain surplus, a persuasive story about divine favor, and enough scribes to keep track of both. No hands were required to invent kingship, only a large enough audience willing to believe the story — proof that this species' most powerful technology, for good and for ill throughout the rest of this book, is not always something it can hold.</w:t>
+        <w:t xml:space="preserve">The first empires were built from grain surplus, a persuasive story about divine favor, and enough scribes to keep track of both. No hands were required to invent kingship, only a large enough audience willing to believe the story — proof that this species’ most powerful technology, for good and for ill throughout the rest of this book, is not always something it can hold.</w:t>
       </w:r>
     </w:p>
     <w:sectPr>

--- a/The Dolphins' View of History/chapters/07 - Gods and Kings - Mesopotamia, Egypt, and the First Empires.docx
+++ b/The Dolphins' View of History/chapters/07 - Gods and Kings - Mesopotamia, Egypt, and the First Empires.docx
@@ -128,7 +128,7 @@
         <w:spacing w:after="200"/>
       </w:pPr>
       <w:r>
-        <w:t xml:space="preserve">Dolphin historians treat this chapter as a turning point distinct from the tools before it. Fire, stone axes, and farming were all technologies applied to the physical world. Kingship, law, and bureaucracy are technologies applied to other humans.</w:t>
+        <w:t xml:space="preserve">This chapter is a turning point of a different kind from the tools before it. Fire, stone axes, and farming were all technologies applied to the physical world. Kingship, law, and bureaucracy are technologies applied to other humans.</w:t>
       </w:r>
     </w:p>
     <w:p>

--- a/The Dolphins' View of History/chapters/07 - Gods and Kings - Mesopotamia, Egypt, and the First Empires.docx
+++ b/The Dolphins' View of History/chapters/07 - Gods and Kings - Mesopotamia, Egypt, and the First Empires.docx
@@ -5,6 +5,7 @@
     <w:p>
       <w:pPr>
         <w:pStyle w:val="Heading1"/>
+        <w:pageBreakBefore/>
         <w:spacing w:after="300"/>
         <w:jc w:val="center"/>
         <w:outlineLvl w:val="0"/>
@@ -15,9 +16,9 @@
           <w:rFonts w:ascii="Amazon Ember" w:cs="Amazon Ember" w:eastAsia="Amazon Ember" w:hAnsi="Amazon Ember"/>
           <w:b/>
           <w:bCs/>
-          <w:color w:val="0000FF"/>
-          <w:sz w:val="36"/>
-          <w:szCs w:val="36"/>
+          <w:color w:val="1F4E79"/>
+          <w:sz w:val="32"/>
+          <w:szCs w:val="32"/>
         </w:rPr>
         <w:t xml:space="preserve">The Bronze Age, 3100–1150 BCE: Gods and Kings — Mesopotamia, Egypt, and the First Empires</w:t>
       </w:r>
@@ -168,7 +169,7 @@
       </w:r>
     </w:p>
     <w:sectPr>
-      <w:pgSz w:w="12240" w:h="15840" w:orient="portrait"/>
+      <w:pgSz w:w="8640" w:h="12960" w:orient="portrait"/>
       <w:pgMar w:top="1440" w:right="1440" w:bottom="1440" w:left="1440" w:header="708" w:footer="708" w:gutter="0"/>
       <w:pgNumType/>
       <w:docGrid w:linePitch="360"/>

--- a/The Dolphins' View of History/chapters/07 - Gods and Kings - Mesopotamia, Egypt, and the First Empires.docx
+++ b/The Dolphins' View of History/chapters/07 - Gods and Kings - Mesopotamia, Egypt, and the First Empires.docx
@@ -97,7 +97,7 @@
         <w:spacing w:after="200"/>
       </w:pPr>
       <w:r>
-        <w:t xml:space="preserve">Almost none of this chapter could be read at all until 1799, when French soldiers in Egypt found a slab of dark granodiorite at Rosetta inscribed with the same decree in Greek, Egyptian hieroglyphs, and Egyptian demotic script. The Greek, which scholars could already read, unlocked the other two: Jean-François Champollion published the decipherment in 1822, and hieroglyphs, silent for roughly fourteen centuries, began speaking again.</w:t>
+        <w:t xml:space="preserve">Egypt’s hieroglyphs and demotic script could not be read at all until 1799, when French soldiers found a slab of dark granodiorite at Rosetta inscribed with the same decree in Greek, Egyptian hieroglyphs, and Egyptian demotic script. The Greek, which scholars could already read, unlocked the other two: Jean-François Champollion published the decipherment in 1822, and hieroglyphs, silent for roughly fourteen centuries, began speaking again. Mesopotamia’s cuneiform needed an entirely separate key: the trilingual Behistun Inscription in Iran, which Henry Rawlinson copied at real physical risk in the 1830s and 1840s, confirmed in 1857 when the Royal Asiatic Society had four scholars translate a newly found Assyrian text in sealed envelopes and compare the results. Only then could Sargon’s boasts and Hammurabi’s code, both written in cuneiform, be read again as well.</w:t>
       </w:r>
     </w:p>
     <w:p>
